--- a/projects/valuepickr-open-screen/docs/Shivalik Bimetal Controls.docx
+++ b/projects/valuepickr-open-screen/docs/Shivalik Bimetal Controls.docx
@@ -32,7 +32,7 @@
           <w:sz w:val="22"/>
           <w:szCs w:val="22"/>
         </w:rPr>
-        <w:t xml:space="preserve">Specialty bimetal/thermal-fuse component maker with strong ROCE/ROE, but valuation has run far ahead of profitability after a +93% one-year rally</w:t>
+        <w:t xml:space="preserve">India's only fully-integrated maker of precision thermostatic bimetals, low-ohmic shunt resistors and related components for EVs, smart meters and switchgear - genuine niche moat and strong return ratios, but the stock has already run ~3x off its 52-week low and trades at a rich ~60x P/E.</w:t>
       </w:r>
     </w:p>
     <w:p>
@@ -49,7 +49,7 @@
         <w:spacing w:after="120"/>
       </w:pPr>
       <w:r>
-        <w:t xml:space="preserve">Shivalik Bimetal Controls (SBCL) manufactures specialty bimetal strips, thermal fuses, and precision electrical/electronic components, shifting strategically toward higher-value components per recent earnings commentary.</w:t>
+        <w:t xml:space="preserve">Incorporated 1984, New Delhi-headquartered (NSE/BSE ticker SBCL). Manufactures thermostatic bimetal/trimetal strips and components, low-ohmic shunt resistors, silver contacts, bus-bar connectors and PCBA assemblies - precision sensing/switching/thermal-control components used across EVs, smart meters, switchgear and energy-storage systems. Positioned as India's only fully integrated domestic manufacturer across this component set.</w:t>
       </w:r>
     </w:p>
     <w:p>
@@ -89,7 +89,7 @@
                 <w:b/>
                 <w:bCs/>
               </w:rPr>
-              <w:t xml:space="preserve">Market Cap</w:t>
+              <w:t xml:space="preserve">Market cap</w:t>
             </w:r>
           </w:p>
         </w:tc>
@@ -99,7 +99,7 @@
           </w:tcPr>
           <w:p>
             <w:r>
-              <w:t xml:space="preserve">~Rs 5,892 Cr (+93.4% over 1 year)</w:t>
+              <w:t xml:space="preserve">~Rs 6,400 Cr</w:t>
             </w:r>
           </w:p>
         </w:tc>
@@ -116,7 +116,7 @@
                 <w:b/>
                 <w:bCs/>
               </w:rPr>
-              <w:t xml:space="preserve">ROCE / ROE</w:t>
+              <w:t xml:space="preserve">CMP / 52-week range</w:t>
             </w:r>
           </w:p>
         </w:tc>
@@ -126,7 +126,7 @@
           </w:tcPr>
           <w:p>
             <w:r>
-              <w:t xml:space="preserve">22.3% / 24.68%</w:t>
+              <w:t xml:space="preserve">~Rs 1,112; range ~Rs 369 - Rs 1,216 (up ~3x off the 52-week low)</w:t>
             </w:r>
           </w:p>
         </w:tc>
@@ -143,7 +143,7 @@
                 <w:b/>
                 <w:bCs/>
               </w:rPr>
-              <w:t xml:space="preserve">Revenue growth</w:t>
+              <w:t xml:space="preserve">ROCE</w:t>
             </w:r>
           </w:p>
         </w:tc>
@@ -153,7 +153,7 @@
           </w:tcPr>
           <w:p>
             <w:r>
-              <w:t xml:space="preserve">FY26 revenue +12.3% to Rs 570.9 Cr; PAT +24.8% to Rs 95.8 Cr</w:t>
+              <w:t xml:space="preserve">~26.6%</w:t>
             </w:r>
           </w:p>
         </w:tc>
@@ -170,7 +170,7 @@
                 <w:b/>
                 <w:bCs/>
               </w:rPr>
-              <w:t xml:space="preserve">Debt</w:t>
+              <w:t xml:space="preserve">ROE</w:t>
             </w:r>
           </w:p>
         </w:tc>
@@ -180,7 +180,7 @@
           </w:tcPr>
           <w:p>
             <w:r>
-              <w:t xml:space="preserve">Minimal leverage, EBIT/interest coverage ~21.93x</w:t>
+              <w:t xml:space="preserve">~21.8%</w:t>
             </w:r>
           </w:p>
         </w:tc>
@@ -197,7 +197,7 @@
                 <w:b/>
                 <w:bCs/>
               </w:rPr>
-              <w:t xml:space="preserve">52-week range</w:t>
+              <w:t xml:space="preserve">Stock P/E</w:t>
             </w:r>
           </w:p>
         </w:tc>
@@ -207,7 +207,7 @@
           </w:tcPr>
           <w:p>
             <w:r>
-              <w:t xml:space="preserve">Rs 369.4 - 656.6 (recently at/near 52-week high)</w:t>
+              <w:t xml:space="preserve">~60.1x - rich</w:t>
             </w:r>
           </w:p>
         </w:tc>
@@ -224,7 +224,7 @@
                 <w:b/>
                 <w:bCs/>
               </w:rPr>
-              <w:t xml:space="preserve">Valuation</w:t>
+              <w:t xml:space="preserve">Book value</w:t>
             </w:r>
           </w:p>
         </w:tc>
@@ -234,7 +234,34 @@
           </w:tcPr>
           <w:p>
             <w:r>
-              <w:t xml:space="preserve">12.3x book value; promoter holding 33.6%</w:t>
+              <w:t xml:space="preserve">~Rs 83.6 (price ~13x book)</w:t>
+            </w:r>
+          </w:p>
+        </w:tc>
+      </w:tr>
+      <w:tr>
+        <w:tc>
+          <w:tcPr>
+            <w:tcW w:type="dxa" w:w="3200"/>
+            <w:shd w:fill="F2F2F2" w:val="clear"/>
+          </w:tcPr>
+          <w:p>
+            <w:r>
+              <w:rPr>
+                <w:b/>
+                <w:bCs/>
+              </w:rPr>
+              <w:t xml:space="preserve">Dividend yield</w:t>
+            </w:r>
+          </w:p>
+        </w:tc>
+        <w:tc>
+          <w:tcPr>
+            <w:tcW w:type="dxa" w:w="5800"/>
+          </w:tcPr>
+          <w:p>
+            <w:r>
+              <w:t xml:space="preserve">~0.36%</w:t>
             </w:r>
           </w:p>
         </w:tc>
@@ -250,7 +277,7 @@
         <w:spacing w:after="120"/>
       </w:pPr>
       <w:r>
-        <w:t xml:space="preserve">Genuinely strong quality metrics — ROCE 22.3%, ROE 24.68%, PAT growth (24.8%) outpacing revenue growth (12.3%), and very low leverage. But the market cap has nearly doubled (+93.4%) over the past year while sales grew only ~12%, pushing valuation to roughly 9-12x sales/book — a large re-rating that has outrun the underlying growth.</w:t>
+        <w:t xml:space="preserve">Strong, quality return ratios (ROCE ~26.6%, ROE ~21.8%) backed by a genuine structural tailwind - EV, smart-meter and switchgear electrification content growth - and a credible niche moat as the only fully integrated domestic manufacturer of this component set. The catch is valuation: the stock has already re-rated roughly 3x off its 52-week low to a ~60x trailing P/E and ~13x book, i.e. the electrification story looks largely priced in already. Detailed revenue-growth and debt figures were not fully available in this pass (screener.in page did not surface them in search snippets), but the return-ratio and valuation picture is clear enough to call.</w:t>
       </w:r>
     </w:p>
     <w:p>
@@ -267,7 +294,7 @@
         <w:spacing w:after="120"/>
       </w:pPr>
       <w:r>
-        <w:t xml:space="preserve">Stock recently hit a new 52-week high (Rs 656.6 high vs Rs 369.4 low) — strong, ongoing uptrend, though a community post flags the run as having gone 'ahead of profitability.'</w:t>
+        <w:t xml:space="preserve">Trading near its 52-week high (~Rs 1,112 vs high ~Rs 1,216), following a large run-up from the 52-week low of ~Rs 369 - momentum is strong but the stock is extended, not at a fresh entry point.</w:t>
       </w:r>
     </w:p>
     <w:p>
@@ -284,7 +311,7 @@
         <w:spacing w:after="120"/>
       </w:pPr>
       <w:r>
-        <w:t xml:space="preserve">Active thread (330 replies, last activity 2026-08-09) with a recent post reacting positively to a 20% price pop but explicitly flagging valuation risk relative to the underlying sales base.</w:t>
+        <w:t xml:space="preserve">No ValuePickr thread search performed this pass - four-box score (2.5) lands in the 'defaults neither unless explicit exception' band and the rich valuation argues against spending forum-read budget here.</w:t>
       </w:r>
     </w:p>
     <w:p>
@@ -305,7 +332,7 @@
           <w:sz w:val="20"/>
           <w:szCs w:val="20"/>
         </w:rPr>
-        <w:t xml:space="preserve">manomagg3 (2026-08-09 post, 7 loves) welcomed a 20% price jump but flagged that market cap (~Rs 5,300 Cr at the time) versus ~Rs 600 Cr TTM sales values the company at ~9x sales, and that the next 2-3 quarters' growth needs to justify a share price that has 'gone ahead of profitability.' Discloses being invested from lower levels. posts_seen=1, not yet a logged high-conviction call.</w:t>
+        <w:t xml:space="preserve">None sought this pass.</w:t>
       </w:r>
     </w:p>
     <w:p>
@@ -322,7 +349,7 @@
         <w:spacing w:after="120"/>
       </w:pPr>
       <w:r>
-        <w:t xml:space="preserve">Not checked this pass — no red-flag corporate actions surfaced.</w:t>
+        <w:t xml:space="preserve">No red flags found - no SEBI enforcement, promoter-pledge, auditor-resignation, or going-concern signal surfaced in this pass.</w:t>
       </w:r>
     </w:p>
     <w:p>
@@ -344,7 +371,7 @@
         <w:spacing w:after="60"/>
       </w:pPr>
       <w:r>
-        <w:t xml:space="preserve">22.3% ROCE / 24.68% ROE with PAT growth (24.8%) outpacing revenue growth shows genuine operating leverage/margin expansion</w:t>
+        <w:t xml:space="preserve">Genuine niche moat: India's only fully integrated manufacturer of precision thermostatic bimetals, shunt resistors and related components</w:t>
       </w:r>
     </w:p>
     <w:p>
@@ -357,7 +384,7 @@
         <w:spacing w:after="60"/>
       </w:pPr>
       <w:r>
-        <w:t xml:space="preserve">Strategic shift toward higher-value components could support a structurally better growth/margin profile going forward</w:t>
+        <w:t xml:space="preserve">Real structural tailwind from EV, smart-meter and switchgear/energy-storage electrification content growth</w:t>
       </w:r>
     </w:p>
     <w:p>
@@ -370,7 +397,7 @@
         <w:spacing w:after="60"/>
       </w:pPr>
       <w:r>
-        <w:t xml:space="preserve">Minimal debt (21.93x interest coverage) gives balance-sheet flexibility</w:t>
+        <w:t xml:space="preserve">Strong return ratios - ROCE ~26.6%, ROE ~21.8%</w:t>
       </w:r>
     </w:p>
     <w:p>
@@ -392,7 +419,7 @@
         <w:spacing w:after="60"/>
       </w:pPr>
       <w:r>
-        <w:t xml:space="preserve">Valuation has run far ahead of fundamentals — mcap +93% in a year vs ~12% revenue growth implies the easy re-rating is likely behind, not ahead</w:t>
+        <w:t xml:space="preserve">Valuation already rich at ~60x trailing P/E and ~13x book, after a ~3x run from the 52-week low - most of the electrification tailwind looks priced in</w:t>
       </w:r>
     </w:p>
     <w:p>
@@ -405,7 +432,7 @@
         <w:spacing w:after="60"/>
       </w:pPr>
       <w:r>
-        <w:t xml:space="preserve">A specific, reasoned community voice (7 loves) is already flagging the sales-to-price disconnect as a real risk</w:t>
+        <w:t xml:space="preserve">Small, niche end-market - scale-up ceiling versus a large-cap component supplier is unclear without further data</w:t>
       </w:r>
     </w:p>
     <w:p>
@@ -418,7 +445,7 @@
         <w:spacing w:after="60"/>
       </w:pPr>
       <w:r>
-        <w:t xml:space="preserve">Relatively low promoter holding (33.6%) for a specialty small-cap industrial</w:t>
+        <w:t xml:space="preserve">Revenue growth and debt detail not confirmed this pass; narrative rests mainly on return ratios and valuation multiples</w:t>
       </w:r>
     </w:p>
     <w:p>
@@ -439,7 +466,7 @@
           <w:b/>
           <w:bCs/>
         </w:rPr>
-        <w:t xml:space="preserve">Small-mid-cap (~Rs 5,892 Cr)</w:t>
+        <w:t xml:space="preserve">Small/mid-cap (~Rs 6,400 Cr)</w:t>
       </w:r>
     </w:p>
     <w:p>
@@ -462,7 +489,35 @@
           <w:sz w:val="24"/>
           <w:szCs w:val="24"/>
         </w:rPr>
-        <w:t xml:space="preserve">Neither, at current price — strong business quality but the 10x screen requires more room to re-rate, and this stock has already re-rated ~2x in a year well ahead of its ~12% growth rate</w:t>
+        <w:t xml:space="preserve">neither</w:t>
+      </w:r>
+    </w:p>
+    <w:p>
+      <w:pPr>
+        <w:spacing w:after="120"/>
+      </w:pPr>
+      <w:r>
+        <w:rPr>
+          <w:color w:val="666666"/>
+          <w:sz w:val="20"/>
+          <w:szCs w:val="20"/>
+        </w:rPr>
+        <w:t xml:space="preserve">4-box gate — tailwind: yes · TAM: weak · moat: yes · valuation: no  (score 2.5 / 4)</w:t>
+      </w:r>
+    </w:p>
+    <w:p>
+      <w:pPr>
+        <w:spacing w:after="120"/>
+      </w:pPr>
+      <w:r>
+        <w:rPr>
+          <w:i/>
+          <w:iCs/>
+          <w:color w:val="666666"/>
+          <w:sz w:val="20"/>
+          <w:szCs w:val="20"/>
+        </w:rPr>
+        <w:t xml:space="preserve">Real electrification tailwind and a credible sole-integrated-manufacturer moat, but valuation is rich (~60x P/E, ~13x book) after a ~3x run off the 52-week low - defaults to 'neither' per the 2.0-2.5 rule, no exception written.</w:t>
       </w:r>
     </w:p>
     <w:p>
@@ -485,7 +540,7 @@
           <w:sz w:val="24"/>
           <w:szCs w:val="24"/>
         </w:rPr>
-        <w:t xml:space="preserve">High-quality niche manufacturer, but valuation has already run ahead of fundamentals</w:t>
+        <w:t xml:space="preserve">Quality niche electrification-component maker with a real moat and strong returns, but already re-rated ~3x to a rich ~60x P/E - four-box score (2.5) lands in the default-neither band with no explicit growth-math exception written. thesis_fit 'neither', conviction Medium.</w:t>
       </w:r>
     </w:p>
     <w:p>
@@ -498,7 +553,7 @@
         <w:spacing w:after="60"/>
       </w:pPr>
       <w:r>
-        <w:t xml:space="preserve">ROCE/ROE and margin trends are genuinely strong, not cosmetic</w:t>
+        <w:t xml:space="preserve">four_box = 2.5 (tailwind yes - EV/smart-meter/switchgear electrification is a real, structural demand driver; tam weak - niche, multi-end-market but not enormous; moat yes - sole fully-integrated domestic manufacturer of this component set; valuation no - ~60x P/E, ~13x book after a ~3x run) - per rule, a 2.0-2.5 score defaults to 'neither' absent an explicit exception, and the rich valuation after a large run does not support writing one here</w:t>
       </w:r>
     </w:p>
     <w:p>
@@ -511,7 +566,7 @@
         <w:spacing w:after="60"/>
       </w:pPr>
       <w:r>
-        <w:t xml:space="preserve">But price has nearly doubled against only ~12% revenue growth — most of the near-term re-rating looks already captured</w:t>
+        <w:t xml:space="preserve">No red flag found</w:t>
       </w:r>
     </w:p>
     <w:p>
@@ -524,7 +579,7 @@
         <w:spacing w:after="60"/>
       </w:pPr>
       <w:r>
-        <w:t xml:space="preserve">No red flags; worth a 30-day revisit to see if growth catches up to the valuation, but not a fresh conviction entry today</w:t>
+        <w:t xml:space="preserve">No forum search performed given the 'neither' disposition and tight batch budget</w:t>
       </w:r>
     </w:p>
     <w:p>
